--- a/docs/manuscrito/grras_checklist.docx
+++ b/docs/manuscrito/grras_checklist.docx
@@ -380,7 +380,7 @@
               <w:jc w:val="left"/>
             </w:pPr>
             <w:r>
-              <w:t xml:space="preserve">§2.1 (all CMU kick trials; all MoVi participants with a usable, gap-free kick; all 200 3DSP shots)</w:t>
+              <w:t xml:space="preserve">§2.1 (all seven CMU kick trials; all MoVi participants with a usable kick, after interpolating gaps of up to 0.25 s and excluding kicks with longer gaps; all 200 3DSP shots)</w:t>
             </w:r>
           </w:p>
         </w:tc>

--- a/docs/manuscrito/grras_checklist.docx
+++ b/docs/manuscrito/grras_checklist.docx
@@ -39,7 +39,7 @@
         <w:t xml:space="preserve"> </w:t>
       </w:r>
       <w:r>
-        <w:t xml:space="preserve">Section numbers refer to the submitted manuscript.</w:t>
+        <w:t xml:space="preserve">Maintained repository checklist; section numbers refer to the repository reading version. The published SportRxiv supplement is preserved separately in docs/preprint (DOI 10.51224/SportRxiv.1131).</w:t>
       </w:r>
     </w:p>
     <w:tbl>
@@ -456,7 +456,7 @@
               <w:jc w:val="left"/>
             </w:pPr>
             <w:r>
-              <w:t xml:space="preserve">§2.3: video estimates never used the reference except for scale (thigh length) and one rigid alignment per sequence, which emulate known stature and pitch calibration; the adapted lifter was tested only on unseen participants and held-out broadcast residuals (§2.5)</w:t>
+              <w:t xml:space="preserve">§2.3: scale, one rigid alignment, kicking-leg identity and known contact use reference information in the main conditions; these are optimistic benchmark conditions. The adapted lifter uses unseen participants and held-out broadcast residuals (§2.5). The posture-surrogate transfer model is fitted on all MoVi laboratory observations and its video agreement is not held out (§3.5).</w:t>
             </w:r>
           </w:p>
         </w:tc>
@@ -494,7 +494,7 @@
               <w:jc w:val="left"/>
             </w:pPr>
             <w:r>
-              <w:t xml:space="preserve">§2.7 (bias, MAE, limits of agreement, ICC(2,1), calibration slope, bootstrap CIs, acceptability criteria, TOST, SPM); §2.8 (injury-study size)</w:t>
+              <w:t xml:space="preserve">§2.7 (bias, MAE, limits of agreement, ICC(2,1), calibration slope, bootstrap CIs, exploratory operational criteria, TOST, custom paired sign-flip waveform permutation tests); §2.8 (hypothetical information-fraction sensitivity; no KLI-specific event estimate or season forecast)</w:t>
             </w:r>
           </w:p>
         </w:tc>
@@ -532,7 +532,7 @@
               <w:jc w:val="left"/>
             </w:pPr>
             <w:r>
-              <w:t xml:space="preserve">§2.1 and Table 1; §3.4 (82 participants × 2 cameras); Tables 2–4 (n per analysis)</w:t>
+              <w:t xml:space="preserve">§2.1 and Table 1; §3.4 (162 usable recordings from 82 participants; two participants with one usable camera); Tables 2–4 (n per analysis)</w:t>
             </w:r>
           </w:p>
         </w:tc>
